--- a/Informe_Taller2,jc.medinas1.docx
+++ b/Informe_Taller2,jc.medinas1.docx
@@ -42,7 +42,7 @@
         <w:pStyle w:val="Prrafodelista"/>
         <w:numPr>
           <w:ilvl w:val="0"/>
-          <w:numId w:val="1"/>
+          <w:numId w:val="2"/>
         </w:numPr>
         <w:rPr>
           <w:lang w:val="es-ES"/>
@@ -63,6 +63,7 @@
       </w:pPr>
       <w:r>
         <w:rPr>
+          <w:noProof/>
           <w:lang w:val="es-ES"/>
         </w:rPr>
         <w:drawing>
@@ -104,30 +105,620 @@
     </w:p>
     <w:p>
       <w:pPr>
-        <w:pStyle w:val="Prrafodelista"/>
-        <w:numPr>
-          <w:ilvl w:val="0"/>
-          <w:numId w:val="1"/>
-        </w:numPr>
-        <w:rPr>
-          <w:lang w:val="es-ES"/>
-        </w:rPr>
-      </w:pPr>
+        <w:rPr>
+          <w:lang w:val="es-ES"/>
+        </w:rPr>
+      </w:pPr>
+      <w:r>
+        <w:rPr>
+          <w:lang w:val="es-ES"/>
+        </w:rPr>
+        <w:t xml:space="preserve">8. </w:t>
+      </w:r>
+      <w:r>
+        <w:rPr>
+          <w:noProof/>
+          <w:lang w:val="es-ES"/>
+        </w:rPr>
+        <w:drawing>
+          <wp:inline distT="0" distB="0" distL="0" distR="0" wp14:anchorId="7B6E8084" wp14:editId="4B780BCD">
+            <wp:extent cx="5943600" cy="1835150"/>
+            <wp:effectExtent l="0" t="0" r="0" b="0"/>
+            <wp:docPr id="2" name="Imagen 2"/>
+            <wp:cNvGraphicFramePr>
+              <a:graphicFrameLocks xmlns:a="http://schemas.openxmlformats.org/drawingml/2006/main" noChangeAspect="1"/>
+            </wp:cNvGraphicFramePr>
+            <a:graphic xmlns:a="http://schemas.openxmlformats.org/drawingml/2006/main">
+              <a:graphicData uri="http://schemas.openxmlformats.org/drawingml/2006/picture">
+                <pic:pic xmlns:pic="http://schemas.openxmlformats.org/drawingml/2006/picture">
+                  <pic:nvPicPr>
+                    <pic:cNvPr id="1" name=""/>
+                    <pic:cNvPicPr/>
+                  </pic:nvPicPr>
+                  <pic:blipFill>
+                    <a:blip r:embed="rId6"/>
+                    <a:stretch>
+                      <a:fillRect/>
+                    </a:stretch>
+                  </pic:blipFill>
+                  <pic:spPr>
+                    <a:xfrm>
+                      <a:off x="0" y="0"/>
+                      <a:ext cx="5943600" cy="1835150"/>
+                    </a:xfrm>
+                    <a:prstGeom prst="rect">
+                      <a:avLst/>
+                    </a:prstGeom>
+                  </pic:spPr>
+                </pic:pic>
+              </a:graphicData>
+            </a:graphic>
+          </wp:inline>
+        </w:drawing>
+      </w:r>
+    </w:p>
+    <w:p>
+      <w:pPr>
+        <w:rPr>
+          <w:lang w:val="es-ES"/>
+        </w:rPr>
+      </w:pPr>
+      <w:r>
+        <w:rPr>
+          <w:lang w:val="es-ES"/>
+        </w:rPr>
+        <w:t xml:space="preserve">9. </w:t>
+      </w:r>
+      <w:r>
+        <w:rPr>
+          <w:lang w:val="es-ES"/>
+        </w:rPr>
+        <w:br/>
+      </w:r>
+      <w:r>
+        <w:rPr>
+          <w:noProof/>
+          <w:lang w:val="es-ES"/>
+        </w:rPr>
+        <w:drawing>
+          <wp:inline distT="0" distB="0" distL="0" distR="0" wp14:anchorId="4E25427F" wp14:editId="29A4C362">
+            <wp:extent cx="5059803" cy="2697480"/>
+            <wp:effectExtent l="0" t="0" r="7620" b="7620"/>
+            <wp:docPr id="3" name="Imagen 3"/>
+            <wp:cNvGraphicFramePr>
+              <a:graphicFrameLocks xmlns:a="http://schemas.openxmlformats.org/drawingml/2006/main" noChangeAspect="1"/>
+            </wp:cNvGraphicFramePr>
+            <a:graphic xmlns:a="http://schemas.openxmlformats.org/drawingml/2006/main">
+              <a:graphicData uri="http://schemas.openxmlformats.org/drawingml/2006/picture">
+                <pic:pic xmlns:pic="http://schemas.openxmlformats.org/drawingml/2006/picture">
+                  <pic:nvPicPr>
+                    <pic:cNvPr id="1" name=""/>
+                    <pic:cNvPicPr/>
+                  </pic:nvPicPr>
+                  <pic:blipFill>
+                    <a:blip r:embed="rId7"/>
+                    <a:stretch>
+                      <a:fillRect/>
+                    </a:stretch>
+                  </pic:blipFill>
+                  <pic:spPr>
+                    <a:xfrm>
+                      <a:off x="0" y="0"/>
+                      <a:ext cx="5078712" cy="2707561"/>
+                    </a:xfrm>
+                    <a:prstGeom prst="rect">
+                      <a:avLst/>
+                    </a:prstGeom>
+                  </pic:spPr>
+                </pic:pic>
+              </a:graphicData>
+            </a:graphic>
+          </wp:inline>
+        </w:drawing>
+      </w:r>
+    </w:p>
+    <w:p>
+      <w:pPr>
+        <w:rPr>
+          <w:lang w:val="es-ES"/>
+        </w:rPr>
+      </w:pPr>
+      <w:r>
+        <w:rPr>
+          <w:lang w:val="es-ES"/>
+        </w:rPr>
+        <w:lastRenderedPageBreak/>
+        <w:t>12</w:t>
+      </w:r>
+    </w:p>
+    <w:p>
+      <w:pPr>
+        <w:rPr>
+          <w:lang w:val="es-ES"/>
+        </w:rPr>
+      </w:pPr>
+      <w:r>
+        <w:rPr>
+          <w:lang w:val="es-ES"/>
+        </w:rPr>
+        <w:drawing>
+          <wp:inline distT="0" distB="0" distL="0" distR="0" wp14:anchorId="6964F8CE" wp14:editId="47F55AC2">
+            <wp:extent cx="4833257" cy="3065710"/>
+            <wp:effectExtent l="0" t="0" r="5715" b="1905"/>
+            <wp:docPr id="4" name="Imagen 4"/>
+            <wp:cNvGraphicFramePr>
+              <a:graphicFrameLocks xmlns:a="http://schemas.openxmlformats.org/drawingml/2006/main" noChangeAspect="1"/>
+            </wp:cNvGraphicFramePr>
+            <a:graphic xmlns:a="http://schemas.openxmlformats.org/drawingml/2006/main">
+              <a:graphicData uri="http://schemas.openxmlformats.org/drawingml/2006/picture">
+                <pic:pic xmlns:pic="http://schemas.openxmlformats.org/drawingml/2006/picture">
+                  <pic:nvPicPr>
+                    <pic:cNvPr id="1" name=""/>
+                    <pic:cNvPicPr/>
+                  </pic:nvPicPr>
+                  <pic:blipFill>
+                    <a:blip r:embed="rId8"/>
+                    <a:stretch>
+                      <a:fillRect/>
+                    </a:stretch>
+                  </pic:blipFill>
+                  <pic:spPr>
+                    <a:xfrm>
+                      <a:off x="0" y="0"/>
+                      <a:ext cx="4839656" cy="3069769"/>
+                    </a:xfrm>
+                    <a:prstGeom prst="rect">
+                      <a:avLst/>
+                    </a:prstGeom>
+                  </pic:spPr>
+                </pic:pic>
+              </a:graphicData>
+            </a:graphic>
+          </wp:inline>
+        </w:drawing>
+      </w:r>
+    </w:p>
+    <w:p>
+      <w:pPr>
+        <w:rPr>
+          <w:lang w:val="es-ES"/>
+        </w:rPr>
+      </w:pPr>
+    </w:p>
+    <w:p>
+      <w:pPr>
+        <w:rPr>
+          <w:lang w:val="es-ES"/>
+        </w:rPr>
+      </w:pPr>
+      <w:r>
+        <w:rPr>
+          <w:lang w:val="es-ES"/>
+        </w:rPr>
+        <w:t>Sección 2</w:t>
+      </w:r>
+    </w:p>
+    <w:p>
+      <w:pPr>
+        <w:rPr>
+          <w:lang w:val="es-ES"/>
+        </w:rPr>
+      </w:pPr>
+      <w:r>
+        <w:rPr>
+          <w:lang w:val="es-ES"/>
+        </w:rPr>
+        <w:t>2.</w:t>
+      </w:r>
+    </w:p>
+    <w:p>
+      <w:pPr>
+        <w:rPr>
+          <w:lang w:val="es-ES"/>
+        </w:rPr>
+      </w:pPr>
+      <w:r>
+        <w:rPr>
+          <w:lang w:val="es-ES"/>
+        </w:rPr>
+        <w:drawing>
+          <wp:inline distT="0" distB="0" distL="0" distR="0" wp14:anchorId="52DDFC6A" wp14:editId="74753569">
+            <wp:extent cx="4373880" cy="2891621"/>
+            <wp:effectExtent l="0" t="0" r="7620" b="4445"/>
+            <wp:docPr id="5" name="Imagen 5"/>
+            <wp:cNvGraphicFramePr>
+              <a:graphicFrameLocks xmlns:a="http://schemas.openxmlformats.org/drawingml/2006/main" noChangeAspect="1"/>
+            </wp:cNvGraphicFramePr>
+            <a:graphic xmlns:a="http://schemas.openxmlformats.org/drawingml/2006/main">
+              <a:graphicData uri="http://schemas.openxmlformats.org/drawingml/2006/picture">
+                <pic:pic xmlns:pic="http://schemas.openxmlformats.org/drawingml/2006/picture">
+                  <pic:nvPicPr>
+                    <pic:cNvPr id="1" name=""/>
+                    <pic:cNvPicPr/>
+                  </pic:nvPicPr>
+                  <pic:blipFill>
+                    <a:blip r:embed="rId9"/>
+                    <a:stretch>
+                      <a:fillRect/>
+                    </a:stretch>
+                  </pic:blipFill>
+                  <pic:spPr>
+                    <a:xfrm>
+                      <a:off x="0" y="0"/>
+                      <a:ext cx="4376000" cy="2893022"/>
+                    </a:xfrm>
+                    <a:prstGeom prst="rect">
+                      <a:avLst/>
+                    </a:prstGeom>
+                  </pic:spPr>
+                </pic:pic>
+              </a:graphicData>
+            </a:graphic>
+          </wp:inline>
+        </w:drawing>
+      </w:r>
+    </w:p>
+    <w:p>
+      <w:pPr>
+        <w:rPr>
+          <w:lang w:val="es-ES"/>
+        </w:rPr>
+      </w:pPr>
+      <w:r>
+        <w:rPr>
+          <w:lang w:val="es-ES"/>
+        </w:rPr>
+        <w:t>5.</w:t>
+      </w:r>
+    </w:p>
+    <w:p>
+      <w:pPr>
+        <w:rPr>
+          <w:lang w:val="es-ES"/>
+        </w:rPr>
+      </w:pPr>
+      <w:r>
+        <w:rPr>
+          <w:lang w:val="es-ES"/>
+        </w:rPr>
+        <w:lastRenderedPageBreak/>
+        <w:drawing>
+          <wp:inline distT="0" distB="0" distL="0" distR="0" wp14:anchorId="1F09D1B4" wp14:editId="6AF4AD19">
+            <wp:extent cx="4191000" cy="2677136"/>
+            <wp:effectExtent l="0" t="0" r="0" b="9525"/>
+            <wp:docPr id="6" name="Imagen 6"/>
+            <wp:cNvGraphicFramePr>
+              <a:graphicFrameLocks xmlns:a="http://schemas.openxmlformats.org/drawingml/2006/main" noChangeAspect="1"/>
+            </wp:cNvGraphicFramePr>
+            <a:graphic xmlns:a="http://schemas.openxmlformats.org/drawingml/2006/main">
+              <a:graphicData uri="http://schemas.openxmlformats.org/drawingml/2006/picture">
+                <pic:pic xmlns:pic="http://schemas.openxmlformats.org/drawingml/2006/picture">
+                  <pic:nvPicPr>
+                    <pic:cNvPr id="1" name=""/>
+                    <pic:cNvPicPr/>
+                  </pic:nvPicPr>
+                  <pic:blipFill>
+                    <a:blip r:embed="rId10"/>
+                    <a:stretch>
+                      <a:fillRect/>
+                    </a:stretch>
+                  </pic:blipFill>
+                  <pic:spPr>
+                    <a:xfrm>
+                      <a:off x="0" y="0"/>
+                      <a:ext cx="4193621" cy="2678810"/>
+                    </a:xfrm>
+                    <a:prstGeom prst="rect">
+                      <a:avLst/>
+                    </a:prstGeom>
+                  </pic:spPr>
+                </pic:pic>
+              </a:graphicData>
+            </a:graphic>
+          </wp:inline>
+        </w:drawing>
+      </w:r>
+    </w:p>
+    <w:p>
+      <w:pPr>
+        <w:rPr>
+          <w:lang w:val="es-ES"/>
+        </w:rPr>
+      </w:pPr>
+    </w:p>
+    <w:p>
+      <w:pPr>
+        <w:rPr>
+          <w:lang w:val="es-ES"/>
+        </w:rPr>
+      </w:pPr>
+      <w:r>
+        <w:rPr>
+          <w:lang w:val="es-ES"/>
+        </w:rPr>
+        <w:t>7.</w:t>
+      </w:r>
+    </w:p>
+    <w:p>
+      <w:pPr>
+        <w:rPr>
+          <w:lang w:val="es-ES"/>
+        </w:rPr>
+      </w:pPr>
+      <w:r>
+        <w:rPr>
+          <w:lang w:val="es-ES"/>
+        </w:rPr>
+        <w:drawing>
+          <wp:inline distT="0" distB="0" distL="0" distR="0" wp14:anchorId="6CE7F114" wp14:editId="628F5B68">
+            <wp:extent cx="4572000" cy="2932723"/>
+            <wp:effectExtent l="0" t="0" r="0" b="1270"/>
+            <wp:docPr id="7" name="Imagen 7"/>
+            <wp:cNvGraphicFramePr>
+              <a:graphicFrameLocks xmlns:a="http://schemas.openxmlformats.org/drawingml/2006/main" noChangeAspect="1"/>
+            </wp:cNvGraphicFramePr>
+            <a:graphic xmlns:a="http://schemas.openxmlformats.org/drawingml/2006/main">
+              <a:graphicData uri="http://schemas.openxmlformats.org/drawingml/2006/picture">
+                <pic:pic xmlns:pic="http://schemas.openxmlformats.org/drawingml/2006/picture">
+                  <pic:nvPicPr>
+                    <pic:cNvPr id="1" name=""/>
+                    <pic:cNvPicPr/>
+                  </pic:nvPicPr>
+                  <pic:blipFill>
+                    <a:blip r:embed="rId11"/>
+                    <a:stretch>
+                      <a:fillRect/>
+                    </a:stretch>
+                  </pic:blipFill>
+                  <pic:spPr>
+                    <a:xfrm>
+                      <a:off x="0" y="0"/>
+                      <a:ext cx="4577385" cy="2936177"/>
+                    </a:xfrm>
+                    <a:prstGeom prst="rect">
+                      <a:avLst/>
+                    </a:prstGeom>
+                  </pic:spPr>
+                </pic:pic>
+              </a:graphicData>
+            </a:graphic>
+          </wp:inline>
+        </w:drawing>
+      </w:r>
+    </w:p>
+    <w:p>
+      <w:pPr>
+        <w:rPr>
+          <w:lang w:val="es-ES"/>
+        </w:rPr>
+      </w:pPr>
+      <w:r>
+        <w:rPr>
+          <w:lang w:val="es-ES"/>
+        </w:rPr>
+        <w:t>9.</w:t>
+      </w:r>
+    </w:p>
+    <w:p>
+      <w:pPr>
+        <w:rPr>
+          <w:lang w:val="es-ES"/>
+        </w:rPr>
+      </w:pPr>
+      <w:r>
+        <w:rPr>
+          <w:lang w:val="es-ES"/>
+        </w:rPr>
+        <w:lastRenderedPageBreak/>
+        <w:drawing>
+          <wp:inline distT="0" distB="0" distL="0" distR="0" wp14:anchorId="59A26FFA" wp14:editId="2051D824">
+            <wp:extent cx="4137660" cy="2702741"/>
+            <wp:effectExtent l="0" t="0" r="0" b="2540"/>
+            <wp:docPr id="8" name="Imagen 8"/>
+            <wp:cNvGraphicFramePr>
+              <a:graphicFrameLocks xmlns:a="http://schemas.openxmlformats.org/drawingml/2006/main" noChangeAspect="1"/>
+            </wp:cNvGraphicFramePr>
+            <a:graphic xmlns:a="http://schemas.openxmlformats.org/drawingml/2006/main">
+              <a:graphicData uri="http://schemas.openxmlformats.org/drawingml/2006/picture">
+                <pic:pic xmlns:pic="http://schemas.openxmlformats.org/drawingml/2006/picture">
+                  <pic:nvPicPr>
+                    <pic:cNvPr id="1" name=""/>
+                    <pic:cNvPicPr/>
+                  </pic:nvPicPr>
+                  <pic:blipFill>
+                    <a:blip r:embed="rId12"/>
+                    <a:stretch>
+                      <a:fillRect/>
+                    </a:stretch>
+                  </pic:blipFill>
+                  <pic:spPr>
+                    <a:xfrm>
+                      <a:off x="0" y="0"/>
+                      <a:ext cx="4138234" cy="2703116"/>
+                    </a:xfrm>
+                    <a:prstGeom prst="rect">
+                      <a:avLst/>
+                    </a:prstGeom>
+                  </pic:spPr>
+                </pic:pic>
+              </a:graphicData>
+            </a:graphic>
+          </wp:inline>
+        </w:drawing>
+      </w:r>
+    </w:p>
+    <w:p>
+      <w:pPr>
+        <w:rPr>
+          <w:lang w:val="es-ES"/>
+        </w:rPr>
+      </w:pPr>
+    </w:p>
+    <w:p>
+      <w:pPr>
+        <w:rPr>
+          <w:lang w:val="es-ES"/>
+        </w:rPr>
+      </w:pPr>
+    </w:p>
+    <w:p>
+      <w:pPr>
+        <w:rPr>
+          <w:lang w:val="es-ES"/>
+        </w:rPr>
+      </w:pPr>
+      <w:r>
+        <w:rPr>
+          <w:lang w:val="es-ES"/>
+        </w:rPr>
+        <w:t>Sección 3</w:t>
+      </w:r>
+    </w:p>
+    <w:p>
+      <w:r>
+        <w:t xml:space="preserve">3. link: </w:t>
+      </w:r>
+      <w:hyperlink r:id="rId13" w:history="1">
+        <w:r>
+          <w:rPr>
+            <w:rStyle w:val="Hipervnculo"/>
+          </w:rPr>
+          <w:t>https://github.com/JuanCMedina812/taller2-juan</w:t>
+        </w:r>
+      </w:hyperlink>
+    </w:p>
+    <w:p>
+      <w:r>
+        <w:t>4.</w:t>
+      </w:r>
     </w:p>
     <w:p>
       <w:pPr>
         <w:jc w:val="center"/>
-        <w:rPr>
-          <w:lang w:val="es-ES"/>
-        </w:rPr>
-      </w:pPr>
-    </w:p>
-    <w:p>
-      <w:pPr>
-        <w:rPr>
-          <w:lang w:val="es-ES"/>
-        </w:rPr>
-      </w:pPr>
+      </w:pPr>
+      <w:r>
+        <w:drawing>
+          <wp:inline distT="0" distB="0" distL="0" distR="0" wp14:anchorId="053FDAE5" wp14:editId="26B63A03">
+            <wp:extent cx="4314825" cy="2756233"/>
+            <wp:effectExtent l="0" t="0" r="0" b="6350"/>
+            <wp:docPr id="9" name="Imagen 9"/>
+            <wp:cNvGraphicFramePr>
+              <a:graphicFrameLocks xmlns:a="http://schemas.openxmlformats.org/drawingml/2006/main" noChangeAspect="1"/>
+            </wp:cNvGraphicFramePr>
+            <a:graphic xmlns:a="http://schemas.openxmlformats.org/drawingml/2006/main">
+              <a:graphicData uri="http://schemas.openxmlformats.org/drawingml/2006/picture">
+                <pic:pic xmlns:pic="http://schemas.openxmlformats.org/drawingml/2006/picture">
+                  <pic:nvPicPr>
+                    <pic:cNvPr id="1" name=""/>
+                    <pic:cNvPicPr/>
+                  </pic:nvPicPr>
+                  <pic:blipFill>
+                    <a:blip r:embed="rId14"/>
+                    <a:stretch>
+                      <a:fillRect/>
+                    </a:stretch>
+                  </pic:blipFill>
+                  <pic:spPr>
+                    <a:xfrm>
+                      <a:off x="0" y="0"/>
+                      <a:ext cx="4318471" cy="2758562"/>
+                    </a:xfrm>
+                    <a:prstGeom prst="rect">
+                      <a:avLst/>
+                    </a:prstGeom>
+                  </pic:spPr>
+                </pic:pic>
+              </a:graphicData>
+            </a:graphic>
+          </wp:inline>
+        </w:drawing>
+      </w:r>
+    </w:p>
+    <w:p/>
+    <w:p/>
+    <w:p>
+      <w:r>
+        <w:t>7-8.</w:t>
+      </w:r>
+    </w:p>
+    <w:p>
+      <w:r>
+        <w:lastRenderedPageBreak/>
+        <w:drawing>
+          <wp:inline distT="0" distB="0" distL="0" distR="0" wp14:anchorId="39CD1607" wp14:editId="7ACAE676">
+            <wp:extent cx="2768600" cy="1801956"/>
+            <wp:effectExtent l="0" t="0" r="0" b="8255"/>
+            <wp:docPr id="10" name="Imagen 10"/>
+            <wp:cNvGraphicFramePr>
+              <a:graphicFrameLocks xmlns:a="http://schemas.openxmlformats.org/drawingml/2006/main" noChangeAspect="1"/>
+            </wp:cNvGraphicFramePr>
+            <a:graphic xmlns:a="http://schemas.openxmlformats.org/drawingml/2006/main">
+              <a:graphicData uri="http://schemas.openxmlformats.org/drawingml/2006/picture">
+                <pic:pic xmlns:pic="http://schemas.openxmlformats.org/drawingml/2006/picture">
+                  <pic:nvPicPr>
+                    <pic:cNvPr id="1" name=""/>
+                    <pic:cNvPicPr/>
+                  </pic:nvPicPr>
+                  <pic:blipFill>
+                    <a:blip r:embed="rId15"/>
+                    <a:stretch>
+                      <a:fillRect/>
+                    </a:stretch>
+                  </pic:blipFill>
+                  <pic:spPr>
+                    <a:xfrm>
+                      <a:off x="0" y="0"/>
+                      <a:ext cx="2772582" cy="1804548"/>
+                    </a:xfrm>
+                    <a:prstGeom prst="rect">
+                      <a:avLst/>
+                    </a:prstGeom>
+                  </pic:spPr>
+                </pic:pic>
+              </a:graphicData>
+            </a:graphic>
+          </wp:inline>
+        </w:drawing>
+      </w:r>
+    </w:p>
+    <w:p>
+      <w:r>
+        <w:drawing>
+          <wp:inline distT="0" distB="0" distL="0" distR="0" wp14:anchorId="61A6AE39" wp14:editId="16682A56">
+            <wp:extent cx="3310467" cy="1723494"/>
+            <wp:effectExtent l="0" t="0" r="4445" b="0"/>
+            <wp:docPr id="11" name="Imagen 11"/>
+            <wp:cNvGraphicFramePr>
+              <a:graphicFrameLocks xmlns:a="http://schemas.openxmlformats.org/drawingml/2006/main" noChangeAspect="1"/>
+            </wp:cNvGraphicFramePr>
+            <a:graphic xmlns:a="http://schemas.openxmlformats.org/drawingml/2006/main">
+              <a:graphicData uri="http://schemas.openxmlformats.org/drawingml/2006/picture">
+                <pic:pic xmlns:pic="http://schemas.openxmlformats.org/drawingml/2006/picture">
+                  <pic:nvPicPr>
+                    <pic:cNvPr id="1" name=""/>
+                    <pic:cNvPicPr/>
+                  </pic:nvPicPr>
+                  <pic:blipFill>
+                    <a:blip r:embed="rId16"/>
+                    <a:stretch>
+                      <a:fillRect/>
+                    </a:stretch>
+                  </pic:blipFill>
+                  <pic:spPr>
+                    <a:xfrm>
+                      <a:off x="0" y="0"/>
+                      <a:ext cx="3314937" cy="1725821"/>
+                    </a:xfrm>
+                    <a:prstGeom prst="rect">
+                      <a:avLst/>
+                    </a:prstGeom>
+                  </pic:spPr>
+                </pic:pic>
+              </a:graphicData>
+            </a:graphic>
+          </wp:inline>
+        </w:drawing>
+      </w:r>
     </w:p>
     <w:sectPr>
       <w:pgSz w:w="12240" w:h="15840"/>
@@ -230,8 +821,100 @@
       </w:pPr>
     </w:lvl>
   </w:abstractNum>
+  <w:abstractNum w:abstractNumId="1" w15:restartNumberingAfterBreak="0">
+    <w:nsid w:val="768C3874"/>
+    <w:multiLevelType w:val="hybridMultilevel"/>
+    <w:tmpl w:val="7B3C0A28"/>
+    <w:lvl w:ilvl="0" w:tplc="0409000F">
+      <w:start w:val="5"/>
+      <w:numFmt w:val="decimal"/>
+      <w:lvlText w:val="%1."/>
+      <w:lvlJc w:val="left"/>
+      <w:pPr>
+        <w:ind w:left="720" w:hanging="360"/>
+      </w:pPr>
+      <w:rPr>
+        <w:rFonts w:hint="default"/>
+      </w:rPr>
+    </w:lvl>
+    <w:lvl w:ilvl="1" w:tplc="04090019" w:tentative="1">
+      <w:start w:val="1"/>
+      <w:numFmt w:val="lowerLetter"/>
+      <w:lvlText w:val="%2."/>
+      <w:lvlJc w:val="left"/>
+      <w:pPr>
+        <w:ind w:left="1440" w:hanging="360"/>
+      </w:pPr>
+    </w:lvl>
+    <w:lvl w:ilvl="2" w:tplc="0409001B" w:tentative="1">
+      <w:start w:val="1"/>
+      <w:numFmt w:val="lowerRoman"/>
+      <w:lvlText w:val="%3."/>
+      <w:lvlJc w:val="right"/>
+      <w:pPr>
+        <w:ind w:left="2160" w:hanging="180"/>
+      </w:pPr>
+    </w:lvl>
+    <w:lvl w:ilvl="3" w:tplc="0409000F" w:tentative="1">
+      <w:start w:val="1"/>
+      <w:numFmt w:val="decimal"/>
+      <w:lvlText w:val="%4."/>
+      <w:lvlJc w:val="left"/>
+      <w:pPr>
+        <w:ind w:left="2880" w:hanging="360"/>
+      </w:pPr>
+    </w:lvl>
+    <w:lvl w:ilvl="4" w:tplc="04090019" w:tentative="1">
+      <w:start w:val="1"/>
+      <w:numFmt w:val="lowerLetter"/>
+      <w:lvlText w:val="%5."/>
+      <w:lvlJc w:val="left"/>
+      <w:pPr>
+        <w:ind w:left="3600" w:hanging="360"/>
+      </w:pPr>
+    </w:lvl>
+    <w:lvl w:ilvl="5" w:tplc="0409001B" w:tentative="1">
+      <w:start w:val="1"/>
+      <w:numFmt w:val="lowerRoman"/>
+      <w:lvlText w:val="%6."/>
+      <w:lvlJc w:val="right"/>
+      <w:pPr>
+        <w:ind w:left="4320" w:hanging="180"/>
+      </w:pPr>
+    </w:lvl>
+    <w:lvl w:ilvl="6" w:tplc="0409000F" w:tentative="1">
+      <w:start w:val="1"/>
+      <w:numFmt w:val="decimal"/>
+      <w:lvlText w:val="%7."/>
+      <w:lvlJc w:val="left"/>
+      <w:pPr>
+        <w:ind w:left="5040" w:hanging="360"/>
+      </w:pPr>
+    </w:lvl>
+    <w:lvl w:ilvl="7" w:tplc="04090019" w:tentative="1">
+      <w:start w:val="1"/>
+      <w:numFmt w:val="lowerLetter"/>
+      <w:lvlText w:val="%8."/>
+      <w:lvlJc w:val="left"/>
+      <w:pPr>
+        <w:ind w:left="5760" w:hanging="360"/>
+      </w:pPr>
+    </w:lvl>
+    <w:lvl w:ilvl="8" w:tplc="0409001B" w:tentative="1">
+      <w:start w:val="1"/>
+      <w:numFmt w:val="lowerRoman"/>
+      <w:lvlText w:val="%9."/>
+      <w:lvlJc w:val="right"/>
+      <w:pPr>
+        <w:ind w:left="6480" w:hanging="180"/>
+      </w:pPr>
+    </w:lvl>
+  </w:abstractNum>
   <w:num w:numId="1">
     <w:abstractNumId w:val="0"/>
+  </w:num>
+  <w:num w:numId="2">
+    <w:abstractNumId w:val="1"/>
   </w:num>
 </w:numbering>
 </file>
@@ -673,6 +1356,29 @@
       <w:contextualSpacing/>
     </w:pPr>
   </w:style>
+  <w:style w:type="character" w:styleId="Hipervnculo">
+    <w:name w:val="Hyperlink"/>
+    <w:basedOn w:val="Fuentedeprrafopredeter"/>
+    <w:uiPriority w:val="99"/>
+    <w:unhideWhenUsed/>
+    <w:rsid w:val="001F48F9"/>
+    <w:rPr>
+      <w:color w:val="0563C1" w:themeColor="hyperlink"/>
+      <w:u w:val="single"/>
+    </w:rPr>
+  </w:style>
+  <w:style w:type="character" w:styleId="Mencinsinresolver">
+    <w:name w:val="Unresolved Mention"/>
+    <w:basedOn w:val="Fuentedeprrafopredeter"/>
+    <w:uiPriority w:val="99"/>
+    <w:semiHidden/>
+    <w:unhideWhenUsed/>
+    <w:rsid w:val="001F48F9"/>
+    <w:rPr>
+      <w:color w:val="605E5C"/>
+      <w:shd w:val="clear" w:color="auto" w:fill="E1DFDD"/>
+    </w:rPr>
+  </w:style>
 </w:styles>
 </file>
 
